--- a/pr-preview/pr-204/chapters/summary.docx
+++ b/pr-preview/pr-204/chapters/summary.docx
@@ -15,7 +15,7 @@
         <w:pStyle w:val="Date"/>
       </w:pPr>
       <w:r>
-        <w:t xml:space="preserve">Last modified: 2026-10-14 12:30:37 (PDT)</w:t>
+        <w:t xml:space="preserve">Last modified: 2026-10-16 03:17:34 (PDT)</w:t>
       </w:r>
     </w:p>
     <w:tbl>
@@ -1510,7 +1510,7 @@
       </w:r>
     </w:p>
     <w:bookmarkEnd w:id="67"/>
-    <w:bookmarkStart w:id="78" w:name="sentences"/>
+    <w:bookmarkStart w:id="79" w:name="sentences"/>
     <w:p>
       <w:pPr>
         <w:pStyle w:val="Heading2"/>
@@ -1772,6 +1772,32 @@
           <w:rPr>
             <w:rStyle w:val="Hyperlink"/>
           </w:rPr>
+          <w:t xml:space="preserve">Make every word tell</w:t>
+        </w:r>
+      </w:hyperlink>
+      <w:r>
+        <w:t xml:space="preserve">:</w:t>
+      </w:r>
+      <w:r>
+        <w:t xml:space="preserve"> </w:t>
+      </w:r>
+      <w:r>
+        <w:t xml:space="preserve">cut words that carry no meaning, but keep detail that does.</w:t>
+      </w:r>
+    </w:p>
+    <w:p>
+      <w:pPr>
+        <w:pStyle w:val="Compact"/>
+        <w:numPr>
+          <w:ilvl w:val="0"/>
+          <w:numId w:val="1006"/>
+        </w:numPr>
+      </w:pPr>
+      <w:hyperlink r:id="rId75">
+        <w:r>
+          <w:rPr>
+            <w:rStyle w:val="Hyperlink"/>
+          </w:rPr>
           <w:t xml:space="preserve">Limit complex sentence structures</w:t>
         </w:r>
       </w:hyperlink>
@@ -1787,7 +1813,7 @@
           <w:numId w:val="1006"/>
         </w:numPr>
       </w:pPr>
-      <w:hyperlink r:id="rId75">
+      <w:hyperlink r:id="rId76">
         <w:r>
           <w:rPr>
             <w:rStyle w:val="Hyperlink"/>
@@ -1807,7 +1833,7 @@
           <w:numId w:val="1006"/>
         </w:numPr>
       </w:pPr>
-      <w:hyperlink r:id="rId76">
+      <w:hyperlink r:id="rId77">
         <w:r>
           <w:rPr>
             <w:rStyle w:val="Hyperlink"/>
@@ -1827,7 +1853,7 @@
           <w:numId w:val="1006"/>
         </w:numPr>
       </w:pPr>
-      <w:hyperlink r:id="rId77">
+      <w:hyperlink r:id="rId78">
         <w:r>
           <w:rPr>
             <w:rStyle w:val="Hyperlink"/>
@@ -1839,8 +1865,8 @@
         <w:t xml:space="preserve">.</w:t>
       </w:r>
     </w:p>
-    <w:bookmarkEnd w:id="78"/>
-    <w:bookmarkStart w:id="93" w:name="teaching-materials"/>
+    <w:bookmarkEnd w:id="79"/>
+    <w:bookmarkStart w:id="94" w:name="teaching-materials"/>
     <w:p>
       <w:pPr>
         <w:pStyle w:val="Heading2"/>
@@ -1857,7 +1883,7 @@
           <w:numId w:val="1007"/>
         </w:numPr>
       </w:pPr>
-      <w:hyperlink r:id="rId79">
+      <w:hyperlink r:id="rId80">
         <w:r>
           <w:rPr>
             <w:rStyle w:val="Hyperlink"/>
@@ -1877,7 +1903,7 @@
           <w:numId w:val="1007"/>
         </w:numPr>
       </w:pPr>
-      <w:hyperlink r:id="rId80">
+      <w:hyperlink r:id="rId81">
         <w:r>
           <w:rPr>
             <w:rStyle w:val="Hyperlink"/>
@@ -1897,7 +1923,7 @@
           <w:numId w:val="1007"/>
         </w:numPr>
       </w:pPr>
-      <w:hyperlink r:id="rId81">
+      <w:hyperlink r:id="rId82">
         <w:r>
           <w:rPr>
             <w:rStyle w:val="Hyperlink"/>
@@ -1920,7 +1946,7 @@
           <w:numId w:val="1007"/>
         </w:numPr>
       </w:pPr>
-      <w:hyperlink r:id="rId82">
+      <w:hyperlink r:id="rId83">
         <w:r>
           <w:rPr>
             <w:rStyle w:val="Hyperlink"/>
@@ -1940,7 +1966,7 @@
           <w:numId w:val="1007"/>
         </w:numPr>
       </w:pPr>
-      <w:hyperlink r:id="rId83">
+      <w:hyperlink r:id="rId84">
         <w:r>
           <w:rPr>
             <w:rStyle w:val="Hyperlink"/>
@@ -1960,7 +1986,7 @@
           <w:numId w:val="1007"/>
         </w:numPr>
       </w:pPr>
-      <w:hyperlink r:id="rId84">
+      <w:hyperlink r:id="rId85">
         <w:r>
           <w:rPr>
             <w:rStyle w:val="Hyperlink"/>
@@ -1980,7 +2006,7 @@
           <w:numId w:val="1007"/>
         </w:numPr>
       </w:pPr>
-      <w:hyperlink r:id="rId85">
+      <w:hyperlink r:id="rId86">
         <w:r>
           <w:rPr>
             <w:rStyle w:val="Hyperlink"/>
@@ -2000,7 +2026,7 @@
           <w:numId w:val="1007"/>
         </w:numPr>
       </w:pPr>
-      <w:hyperlink r:id="rId86">
+      <w:hyperlink r:id="rId87">
         <w:r>
           <w:rPr>
             <w:rStyle w:val="Hyperlink"/>
@@ -2020,7 +2046,7 @@
           <w:numId w:val="1007"/>
         </w:numPr>
       </w:pPr>
-      <w:hyperlink r:id="rId87">
+      <w:hyperlink r:id="rId88">
         <w:r>
           <w:rPr>
             <w:rStyle w:val="Hyperlink"/>
@@ -2040,7 +2066,7 @@
           <w:numId w:val="1007"/>
         </w:numPr>
       </w:pPr>
-      <w:hyperlink r:id="rId88">
+      <w:hyperlink r:id="rId89">
         <w:r>
           <w:rPr>
             <w:rStyle w:val="Hyperlink"/>
@@ -2063,7 +2089,7 @@
           <w:numId w:val="1007"/>
         </w:numPr>
       </w:pPr>
-      <w:hyperlink r:id="rId89">
+      <w:hyperlink r:id="rId90">
         <w:r>
           <w:rPr>
             <w:rStyle w:val="Hyperlink"/>
@@ -2083,7 +2109,7 @@
           <w:numId w:val="1007"/>
         </w:numPr>
       </w:pPr>
-      <w:hyperlink r:id="rId90">
+      <w:hyperlink r:id="rId91">
         <w:r>
           <w:rPr>
             <w:rStyle w:val="Hyperlink"/>
@@ -2103,7 +2129,7 @@
           <w:numId w:val="1007"/>
         </w:numPr>
       </w:pPr>
-      <w:hyperlink r:id="rId91">
+      <w:hyperlink r:id="rId92">
         <w:r>
           <w:rPr>
             <w:rStyle w:val="Hyperlink"/>
@@ -2138,7 +2164,7 @@
           <w:numId w:val="1007"/>
         </w:numPr>
       </w:pPr>
-      <w:hyperlink r:id="rId92">
+      <w:hyperlink r:id="rId93">
         <w:r>
           <w:rPr>
             <w:rStyle w:val="Hyperlink"/>
@@ -2156,7 +2182,150 @@
         <w:t xml:space="preserve">but keep what those repositories credit.</w:t>
       </w:r>
     </w:p>
-    <w:bookmarkEnd w:id="93"/>
+    <w:bookmarkEnd w:id="94"/>
+    <w:bookmarkStart w:id="98" w:name="software-text"/>
+    <w:p>
+      <w:pPr>
+        <w:pStyle w:val="Heading2"/>
+      </w:pPr>
+      <w:r>
+        <w:t xml:space="preserve">8 Software text</w:t>
+      </w:r>
+    </w:p>
+    <w:p>
+      <w:pPr>
+        <w:pStyle w:val="Compact"/>
+        <w:numPr>
+          <w:ilvl w:val="0"/>
+          <w:numId w:val="1008"/>
+        </w:numPr>
+      </w:pPr>
+      <w:hyperlink r:id="rId95">
+        <w:r>
+          <w:rPr>
+            <w:rStyle w:val="Hyperlink"/>
+          </w:rPr>
+          <w:t xml:space="preserve">Say what changed and why</w:t>
+        </w:r>
+      </w:hyperlink>
+      <w:r>
+        <w:t xml:space="preserve"> </w:t>
+      </w:r>
+      <w:r>
+        <w:t xml:space="preserve">in a pull request or commit message.</w:t>
+      </w:r>
+    </w:p>
+    <w:p>
+      <w:pPr>
+        <w:pStyle w:val="Compact"/>
+        <w:numPr>
+          <w:ilvl w:val="0"/>
+          <w:numId w:val="1008"/>
+        </w:numPr>
+      </w:pPr>
+      <w:hyperlink r:id="rId96">
+        <w:r>
+          <w:rPr>
+            <w:rStyle w:val="Hyperlink"/>
+          </w:rPr>
+          <w:t xml:space="preserve">Comment why, not what</w:t>
+        </w:r>
+      </w:hyperlink>
+      <w:r>
+        <w:t xml:space="preserve">.</w:t>
+      </w:r>
+    </w:p>
+    <w:p>
+      <w:pPr>
+        <w:pStyle w:val="Compact"/>
+        <w:numPr>
+          <w:ilvl w:val="0"/>
+          <w:numId w:val="1008"/>
+        </w:numPr>
+      </w:pPr>
+      <w:hyperlink r:id="rId97">
+        <w:r>
+          <w:rPr>
+            <w:rStyle w:val="Hyperlink"/>
+          </w:rPr>
+          <w:t xml:space="preserve">Write release notes by their effect on the user</w:t>
+        </w:r>
+      </w:hyperlink>
+      <w:r>
+        <w:t xml:space="preserve">.</w:t>
+      </w:r>
+    </w:p>
+    <w:bookmarkEnd w:id="98"/>
+    <w:bookmarkStart w:id="102" w:name="thinking"/>
+    <w:p>
+      <w:pPr>
+        <w:pStyle w:val="Heading2"/>
+      </w:pPr>
+      <w:r>
+        <w:t xml:space="preserve">9 Thinking</w:t>
+      </w:r>
+    </w:p>
+    <w:p>
+      <w:pPr>
+        <w:pStyle w:val="Compact"/>
+        <w:numPr>
+          <w:ilvl w:val="0"/>
+          <w:numId w:val="1009"/>
+        </w:numPr>
+      </w:pPr>
+      <w:hyperlink r:id="rId99">
+        <w:r>
+          <w:rPr>
+            <w:rStyle w:val="Hyperlink"/>
+          </w:rPr>
+          <w:t xml:space="preserve">Write the question down first</w:t>
+        </w:r>
+      </w:hyperlink>
+      <w:r>
+        <w:t xml:space="preserve">.</w:t>
+      </w:r>
+    </w:p>
+    <w:p>
+      <w:pPr>
+        <w:pStyle w:val="Compact"/>
+        <w:numPr>
+          <w:ilvl w:val="0"/>
+          <w:numId w:val="1009"/>
+        </w:numPr>
+      </w:pPr>
+      <w:hyperlink r:id="rId100">
+        <w:r>
+          <w:rPr>
+            <w:rStyle w:val="Hyperlink"/>
+          </w:rPr>
+          <w:t xml:space="preserve">Send a written question that gives the reader the context to answer it</w:t>
+        </w:r>
+      </w:hyperlink>
+      <w:r>
+        <w:t xml:space="preserve">.</w:t>
+      </w:r>
+    </w:p>
+    <w:p>
+      <w:pPr>
+        <w:pStyle w:val="Compact"/>
+        <w:numPr>
+          <w:ilvl w:val="0"/>
+          <w:numId w:val="1009"/>
+        </w:numPr>
+      </w:pPr>
+      <w:hyperlink r:id="rId101">
+        <w:r>
+          <w:rPr>
+            <w:rStyle w:val="Hyperlink"/>
+          </w:rPr>
+          <w:t xml:space="preserve">Draft the plan before you run the analysis</w:t>
+        </w:r>
+      </w:hyperlink>
+      <w:r>
+        <w:t xml:space="preserve">.</w:t>
+      </w:r>
+    </w:p>
+    <w:bookmarkEnd w:id="102"/>
     <w:sectPr>
       <w:footnotePr>
         <w:numRestart w:val="eachSect"/>
@@ -2392,6 +2561,12 @@
     <w:abstractNumId w:val="991"/>
   </w:num>
   <w:num w:numId="1007">
+    <w:abstractNumId w:val="991"/>
+  </w:num>
+  <w:num w:numId="1008">
+    <w:abstractNumId w:val="991"/>
+  </w:num>
+  <w:num w:numId="1009">
     <w:abstractNumId w:val="991"/>
   </w:num>
 </w:numbering>

--- a/pr-preview/pr-204/chapters/summary.docx
+++ b/pr-preview/pr-204/chapters/summary.docx
@@ -15,7 +15,7 @@
         <w:pStyle w:val="Date"/>
       </w:pPr>
       <w:r>
-        <w:t xml:space="preserve">Last modified: 2026-10-16 03:17:34 (PDT)</w:t>
+        <w:t xml:space="preserve">Last modified: 2026-10-16 04:32:20 (PDT)</w:t>
       </w:r>
     </w:p>
     <w:tbl>
